--- a/docs/Dynamic-ISF-2-v1-v2-Analysis-2026-06-09.docx
+++ b/docs/Dynamic-ISF-2-v1-v2-Analysis-2026-06-09.docx
@@ -2317,25 +2317,37 @@
         <w:t xml:space="preserve"> </w:t>
       </w:r>
       <w:r>
-        <w:t xml:space="preserve">has been replicated across 1,679 people in six Jaeb trial cohorts, with a ratio of</w:t>
-      </w:r>
-      <w:r>
-        <w:t xml:space="preserve"> </w:t>
-      </w:r>
-      <w:r>
-        <w:t xml:space="preserve">measured to entered sensitivity between 0.30 and 0.92 and no estimate reaching</w:t>
-      </w:r>
-      <w:r>
-        <w:t xml:space="preserve"> </w:t>
-      </w:r>
-      <w:r>
-        <w:t xml:space="preserve">1.0. The gap is a property of observational measurement rather than of the</w:t>
-      </w:r>
-      <w:r>
-        <w:t xml:space="preserve"> </w:t>
-      </w:r>
-      <w:r>
-        <w:t xml:space="preserve">entered settings, which Paper 4 had already tested against outcomes. See</w:t>
+        <w:t xml:space="preserve">has been tested across 1,679 people in six Jaeb trial cohorts. How far below</w:t>
+      </w:r>
+      <w:r>
+        <w:t xml:space="preserve"> </w:t>
+      </w:r>
+      <w:r>
+        <w:t xml:space="preserve">depends on construction more than on cohort: dividing the fall by insulin on board</w:t>
+      </w:r>
+      <w:r>
+        <w:t xml:space="preserve"> </w:t>
+      </w:r>
+      <w:r>
+        <w:t xml:space="preserve">at the start gives 0.72 to 1.12, and dividing by the action of all insulin above</w:t>
+      </w:r>
+      <w:r>
+        <w:t xml:space="preserve"> </w:t>
+      </w:r>
+      <w:r>
+        <w:t xml:space="preserve">the programmed basal gives 0.30 to 0.66, on the same records. The gap is therefore</w:t>
+      </w:r>
+      <w:r>
+        <w:t xml:space="preserve"> </w:t>
+      </w:r>
+      <w:r>
+        <w:t xml:space="preserve">a property of the measurement as much as of the person, and a published</w:t>
+      </w:r>
+      <w:r>
+        <w:t xml:space="preserve"> </w:t>
+      </w:r>
+      <w:r>
+        <w:t xml:space="preserve">observational sensitivity means little without its denominator stated. See</w:t>
       </w:r>
       <w:r>
         <w:t xml:space="preserve"> </w:t>
